--- a/samples/奖状模板.docx
+++ b/samples/奖状模板.docx
@@ -115,25 +115,7 @@
           <w:color w:val="1A1A1A"/>
           <w:sz w:val="36"/>
         </w:rPr>
-        <w:t xml:space="preserve">（第 </w:t>
-      </w:r>
-      <w:r>
-        <w:rPr>
-          <w:rFonts w:ascii="Times New Roman" w:hAnsi="Times New Roman" w:eastAsia="黑体"/>
-          <w:b/>
-          <w:color w:val="9C2B2B"/>
-          <w:sz w:val="40"/>
-        </w:rPr>
-        <w:t>{{名次}}</w:t>
-      </w:r>
-      <w:r>
-        <w:rPr>
-          <w:rFonts w:ascii="楷体" w:hAnsi="楷体" w:eastAsia="楷体"/>
-          <w:b w:val="0"/>
-          <w:color w:val="1A1A1A"/>
-          <w:sz w:val="36"/>
-        </w:rPr>
-        <w:t xml:space="preserve"> 名）。特发此证，以资鼓励。</w:t>
+        <w:t>。特发此证，以资鼓励。</w:t>
       </w:r>
     </w:p>
     <w:p>
